--- a/CSHSE/server/src/assets/reader-report-templates/masters.docx
+++ b/CSHSE/server/src/assets/reader-report-templates/masters.docx
@@ -164,171 +164,31 @@
           <w:sz w:val="20"/>
         </w:rPr>
       </w:pPr>
-      <w:r>
-        <w:rPr>
-          <w:b/>
-          <w:sz w:val="20"/>
-        </w:rPr>
-        <w:t xml:space="preserve">Institution’s Name: </w:t>
-      </w:r>
-      <w:r>
-        <w:rPr>
-          <w:b/>
-          <w:sz w:val="20"/>
-          <w:u w:val="thick"/>
-        </w:rPr>
-        <w:tab/>
-      </w:r>
-      <w:r>
-        <w:rPr>
-          <w:b/>
-          <w:sz w:val="20"/>
-          <w:u w:val="thick"/>
-        </w:rPr>
-        <w:tab/>
-      </w:r>
-      <w:r>
-        <w:rPr>
-          <w:b/>
-          <w:sz w:val="20"/>
-          <w:u w:val="thick"/>
-        </w:rPr>
-        <w:tab/>
-      </w:r>
-      <w:r>
-        <w:rPr>
-          <w:b/>
-          <w:sz w:val="20"/>
-          <w:u w:val="thick"/>
-        </w:rPr>
-        <w:tab/>
-      </w:r>
-      <w:r>
-        <w:rPr>
-          <w:b/>
-          <w:sz w:val="20"/>
-        </w:rPr>
-        <w:t xml:space="preserve"> Program’s Name: </w:t>
-      </w:r>
-      <w:r>
-        <w:rPr>
-          <w:b/>
-          <w:sz w:val="20"/>
-          <w:u w:val="thick"/>
-        </w:rPr>
-        <w:tab/>
-      </w:r>
-      <w:r>
-        <w:rPr>
-          <w:b/>
-          <w:sz w:val="20"/>
-          <w:u w:val="thick"/>
-        </w:rPr>
-        <w:tab/>
-      </w:r>
-      <w:r>
-        <w:rPr>
-          <w:b/>
-          <w:sz w:val="20"/>
-          <w:u w:val="thick"/>
-        </w:rPr>
-        <w:tab/>
-      </w:r>
-      <w:r>
-        <w:rPr>
-          <w:b/>
-          <w:sz w:val="20"/>
-        </w:rPr>
-        <w:t xml:space="preserve"> Program Director’s/Coordinator’s Name</w:t>
-      </w:r>
-      <w:r>
-        <w:rPr>
-          <w:sz w:val="20"/>
-          <w:u w:val="thick"/>
-        </w:rPr>
-        <w:tab/>
-      </w:r>
-      <w:r>
-        <w:rPr>
-          <w:sz w:val="20"/>
-          <w:u w:val="thick"/>
-        </w:rPr>
-        <w:tab/>
-      </w:r>
-      <w:r>
-        <w:rPr>
-          <w:sz w:val="20"/>
-        </w:rPr>
-        <w:t xml:space="preserve"> </w:t>
-      </w:r>
-      <w:r>
-        <w:rPr>
-          <w:b/>
-          <w:sz w:val="20"/>
-        </w:rPr>
-        <w:t>Reader’s Name and Credential</w:t>
-      </w:r>
       <w:proofErr w:type="gramStart"/>
-      <w:r>
-        <w:rPr>
-          <w:b/>
-          <w:sz w:val="20"/>
-        </w:rPr>
-        <w:t xml:space="preserve">: </w:t>
-      </w:r>
-      <w:r>
-        <w:rPr>
-          <w:b/>
-          <w:sz w:val="20"/>
-          <w:u w:val="thick"/>
-        </w:rPr>
-        <w:tab/>
-      </w:r>
-      <w:r>
-        <w:rPr>
-          <w:b/>
-          <w:sz w:val="20"/>
-        </w:rPr>
-        <w:t>Date</w:t>
-      </w:r>
       <w:proofErr w:type="gramEnd"/>
       <w:r>
         <w:rPr>
           <w:b/>
           <w:sz w:val="20"/>
         </w:rPr>
-        <w:t xml:space="preserve">: </w:t>
-      </w:r>
-      <w:r>
-        <w:rPr>
-          <w:b/>
-          <w:sz w:val="20"/>
-          <w:u w:val="thick"/>
-        </w:rPr>
+        <w:t xml:space="preserve">Institution’s Name: {{inst_name}} </w:t>
         <w:tab/>
-      </w:r>
-      <w:r>
-        <w:rPr>
-          <w:b/>
-          <w:sz w:val="20"/>
-          <w:u w:val="thick"/>
-        </w:rPr>
         <w:tab/>
-      </w:r>
-      <w:r>
-        <w:rPr>
-          <w:b/>
-          <w:sz w:val="20"/>
-          <w:u w:val="thick"/>
-        </w:rPr>
         <w:tab/>
-      </w:r>
-      <w:r>
-        <w:rPr>
-          <w:b/>
-          <w:sz w:val="20"/>
-          <w:u w:val="thick"/>
-        </w:rPr>
+        <w:tab/>
+        <w:t xml:space="preserve"> Program’s Name: {{prog_name}} </w:t>
+        <w:tab/>
+        <w:tab/>
+        <w:tab/>
+        <w:t xml:space="preserve"> Program Director’s/Coordinator’s Name</w:t>
+        <w:tab/>
+        <w:tab/>
+        <w:t xml:space="preserve"> Reader’s Name and Credential: </w:t>
+        <w:tab/>
+        <w:t xml:space="preserve">Date: </w:t>
+        <w:tab/>
+        <w:tab/>
+        <w:tab/>
         <w:tab/>
       </w:r>
     </w:p>

--- a/CSHSE/server/src/assets/reader-report-templates/masters.docx
+++ b/CSHSE/server/src/assets/reader-report-templates/masters.docx
@@ -1921,6 +1921,9 @@
             <w:shd w:val="clear" w:color="auto" w:fill="DFDFDF"/>
           </w:tcPr>
           <w:p>
+            <w:r>
+              <w:t xml:space="preserve">{{c_introduction}} </w:t>
+            </w:r>
             <w:pPr>
               <w:pStyle w:val="TableParagraph"/>
               <w:spacing w:before="8"/>
@@ -2002,6 +2005,9 @@
             <w:shd w:val="clear" w:color="auto" w:fill="DFDFDF"/>
           </w:tcPr>
           <w:p>
+            <w:r>
+              <w:t xml:space="preserve">{{n_introduction}} </w:t>
+            </w:r>
             <w:pPr>
               <w:pStyle w:val="TableParagraph"/>
               <w:spacing w:before="168"/>
@@ -2075,6 +2081,11 @@
                 <w:spacing w:val="-2"/>
               </w:rPr>
               <w:t xml:space="preserve"> noncompliance</w:t>
+            </w:r>
+          </w:p>
+          <w:p>
+            <w:r>
+              <w:t>{{cm_introduction}}</w:t>
             </w:r>
           </w:p>
         </w:tc>
